--- a/react-angular/extracted-notes/react-angular-part-1.docx
+++ b/react-angular/extracted-notes/react-angular-part-1.docx
@@ -34,6 +34,9 @@
     </w:p>
     <w:p>
       <w:r>
+        <w:rPr>
+          <w:noProof/>
+        </w:rPr>
         <w:drawing>
           <wp:inline distT="0" distB="0" distL="0" distR="0" wp14:anchorId="16ACD48D" wp14:editId="6E03DC33">
             <wp:extent cx="2914650" cy="591040"/>
@@ -87,6 +90,9 @@
     </w:p>
     <w:p>
       <w:r>
+        <w:rPr>
+          <w:noProof/>
+        </w:rPr>
         <w:drawing>
           <wp:inline distT="0" distB="0" distL="0" distR="0" wp14:anchorId="24BBB5BD" wp14:editId="3E133D6D">
             <wp:extent cx="2133600" cy="1311769"/>
@@ -133,36 +139,18 @@
       <w:r>
         <w:t xml:space="preserve">In TanStack, </w:t>
       </w:r>
-      <w:proofErr w:type="spellStart"/>
-      <w:r>
-        <w:t>CreateRouter</w:t>
-      </w:r>
-      <w:proofErr w:type="spellEnd"/>
-      <w:r>
-        <w:t xml:space="preserve"> creates the actual router object, </w:t>
-      </w:r>
-      <w:proofErr w:type="spellStart"/>
-      <w:r>
-        <w:t>RouterProvider</w:t>
-      </w:r>
-      <w:proofErr w:type="spellEnd"/>
-      <w:r>
-        <w:t xml:space="preserve"> is a component that connects that router to React</w:t>
-      </w:r>
-      <w:r>
-        <w:t xml:space="preserve">. The </w:t>
-      </w:r>
-      <w:proofErr w:type="spellStart"/>
-      <w:r>
-        <w:t>CreateRootRoute</w:t>
-      </w:r>
-      <w:proofErr w:type="spellEnd"/>
-      <w:r>
-        <w:t xml:space="preserve"> is the top-level route and layout for the single page application.</w:t>
-      </w:r>
-    </w:p>
-    <w:p>
-      <w:r>
+      <w:r>
+        <w:t>CreateRouter creates the actual router object, RouterProvider is a component that connects that router to React</w:t>
+      </w:r>
+      <w:r>
+        <w:t>. The CreateRootRoute is the top-level route and layout for the single page application.</w:t>
+      </w:r>
+    </w:p>
+    <w:p>
+      <w:r>
+        <w:rPr>
+          <w:noProof/>
+        </w:rPr>
         <w:drawing>
           <wp:inline distT="0" distB="0" distL="0" distR="0" wp14:anchorId="20D71356" wp14:editId="7A626CF7">
             <wp:extent cx="3270250" cy="2574217"/>
@@ -213,6 +201,9 @@
     </w:p>
     <w:p>
       <w:r>
+        <w:rPr>
+          <w:noProof/>
+        </w:rPr>
         <w:drawing>
           <wp:inline distT="0" distB="0" distL="0" distR="0" wp14:anchorId="4B114201" wp14:editId="631827C9">
             <wp:extent cx="3115344" cy="1346200"/>
@@ -270,6 +261,9 @@
     </w:p>
     <w:p>
       <w:r>
+        <w:rPr>
+          <w:noProof/>
+        </w:rPr>
         <w:drawing>
           <wp:inline distT="0" distB="0" distL="0" distR="0" wp14:anchorId="350FFE2C" wp14:editId="4B3BDEC6">
             <wp:extent cx="2559050" cy="1174214"/>
@@ -309,19 +303,14 @@
     </w:p>
     <w:p>
       <w:r>
-        <w:t xml:space="preserve">Loaders – to an async function before a </w:t>
-      </w:r>
-      <w:proofErr w:type="gramStart"/>
-      <w:r>
-        <w:t>route renders</w:t>
-      </w:r>
-      <w:proofErr w:type="gramEnd"/>
-      <w:r>
-        <w:t xml:space="preserve"> like to load the data the components need to access and display.</w:t>
-      </w:r>
-    </w:p>
-    <w:p>
-      <w:r>
+        <w:t>Loaders – to an async function before a route renders like to load the data the components need to access and display.</w:t>
+      </w:r>
+    </w:p>
+    <w:p>
+      <w:r>
+        <w:rPr>
+          <w:noProof/>
+        </w:rPr>
         <w:drawing>
           <wp:inline distT="0" distB="0" distL="0" distR="0" wp14:anchorId="346A7EE9" wp14:editId="793E0E3C">
             <wp:extent cx="4819898" cy="2101958"/>
@@ -366,15 +355,7 @@
     </w:p>
     <w:p>
       <w:r>
-        <w:t xml:space="preserve">It also provides two lifecycle hooks – </w:t>
-      </w:r>
-      <w:proofErr w:type="spellStart"/>
-      <w:r>
-        <w:t>pendingComponent</w:t>
-      </w:r>
-      <w:proofErr w:type="spellEnd"/>
-      <w:r>
-        <w:t xml:space="preserve"> and errorComponent.</w:t>
+        <w:t>It also provides two lifecycle hooks – pendingComponent and errorComponent.</w:t>
       </w:r>
     </w:p>
     <w:p>
@@ -384,18 +365,10 @@
     </w:p>
     <w:p>
       <w:r>
-        <w:t xml:space="preserve">When we add nested child route to another child route, we should use below approach. With this approach if </w:t>
-      </w:r>
-      <w:proofErr w:type="gramStart"/>
-      <w:r>
-        <w:t xml:space="preserve">data </w:t>
-      </w:r>
-      <w:r>
-        <w:t xml:space="preserve"> or</w:t>
-      </w:r>
-      <w:proofErr w:type="gramEnd"/>
-      <w:r>
-        <w:t xml:space="preserve"> state </w:t>
+        <w:t xml:space="preserve">When we add nested child route to another child route, we should use below approach. With this approach if data </w:t>
+      </w:r>
+      <w:r>
+        <w:t xml:space="preserve"> or state </w:t>
       </w:r>
       <w:r>
         <w:t>changes in the nested child route then only that route data will change, not its parent or siblings.</w:t>
@@ -403,6 +376,9 @@
     </w:p>
     <w:p>
       <w:r>
+        <w:rPr>
+          <w:noProof/>
+        </w:rPr>
         <w:drawing>
           <wp:inline distT="0" distB="0" distL="0" distR="0" wp14:anchorId="78842BD4" wp14:editId="6BD4F6C6">
             <wp:extent cx="2971800" cy="1677629"/>
@@ -447,6 +423,9 @@
     </w:p>
     <w:p>
       <w:r>
+        <w:rPr>
+          <w:noProof/>
+        </w:rPr>
         <w:lastRenderedPageBreak/>
         <w:drawing>
           <wp:inline distT="0" distB="0" distL="0" distR="0" wp14:anchorId="6AE7FD20" wp14:editId="50383354">
@@ -513,6 +492,96 @@
         <w:t xml:space="preserve"> data.</w:t>
       </w:r>
     </w:p>
+    <w:p>
+      <w:pPr>
+        <w:pStyle w:val="Heading1"/>
+      </w:pPr>
+      <w:r>
+        <w:t xml:space="preserve">Miscellaneous </w:t>
+      </w:r>
+      <w:r>
+        <w:t>Resources</w:t>
+      </w:r>
+      <w:r>
+        <w:t xml:space="preserve"> - Angular</w:t>
+      </w:r>
+    </w:p>
+    <w:p>
+      <w:r>
+        <w:t>Angular’s growth journey from AngularJS to Angular 21 –</w:t>
+      </w:r>
+    </w:p>
+    <w:p>
+      <w:r>
+        <w:rPr>
+          <w:noProof/>
+        </w:rPr>
+        <w:drawing>
+          <wp:inline distT="0" distB="0" distL="0" distR="0" wp14:anchorId="6023072F" wp14:editId="1BB525E3">
+            <wp:extent cx="3269440" cy="3072003"/>
+            <wp:effectExtent l="0" t="0" r="7620" b="0"/>
+            <wp:docPr id="1329410350" name="Picture 2"/>
+            <wp:cNvGraphicFramePr>
+              <a:graphicFrameLocks xmlns:a="http://schemas.openxmlformats.org/drawingml/2006/main" noChangeAspect="1"/>
+            </wp:cNvGraphicFramePr>
+            <a:graphic xmlns:a="http://schemas.openxmlformats.org/drawingml/2006/main">
+              <a:graphicData uri="http://schemas.openxmlformats.org/drawingml/2006/picture">
+                <pic:pic xmlns:pic="http://schemas.openxmlformats.org/drawingml/2006/picture">
+                  <pic:nvPicPr>
+                    <pic:cNvPr id="0" name="Picture 6"/>
+                    <pic:cNvPicPr>
+                      <a:picLocks noChangeAspect="1" noChangeArrowheads="1"/>
+                    </pic:cNvPicPr>
+                  </pic:nvPicPr>
+                  <pic:blipFill rotWithShape="1">
+                    <a:blip r:embed="rId12" cstate="print">
+                      <a:extLst>
+                        <a:ext uri="{28A0092B-C50C-407E-A947-70E740481C1C}">
+                          <a14:useLocalDpi xmlns:a14="http://schemas.microsoft.com/office/drawing/2010/main" val="0"/>
+                        </a:ext>
+                      </a:extLst>
+                    </a:blip>
+                    <a:srcRect t="24326"/>
+                    <a:stretch>
+                      <a:fillRect/>
+                    </a:stretch>
+                  </pic:blipFill>
+                  <pic:spPr bwMode="auto">
+                    <a:xfrm>
+                      <a:off x="0" y="0"/>
+                      <a:ext cx="3284543" cy="3086194"/>
+                    </a:xfrm>
+                    <a:prstGeom prst="rect">
+                      <a:avLst/>
+                    </a:prstGeom>
+                    <a:noFill/>
+                    <a:ln>
+                      <a:noFill/>
+                    </a:ln>
+                    <a:extLst>
+                      <a:ext uri="{53640926-AAD7-44D8-BBD7-CCE9431645EC}">
+                        <a14:shadowObscured xmlns:a14="http://schemas.microsoft.com/office/drawing/2010/main"/>
+                      </a:ext>
+                    </a:extLst>
+                  </pic:spPr>
+                </pic:pic>
+              </a:graphicData>
+            </a:graphic>
+          </wp:inline>
+        </w:drawing>
+      </w:r>
+    </w:p>
+    <w:p/>
+    <w:p/>
+    <w:p/>
+    <w:p/>
+    <w:p/>
+    <w:p/>
+    <w:p/>
+    <w:p/>
+    <w:p/>
+    <w:p/>
+    <w:p/>
     <w:p/>
     <w:sectPr>
       <w:pgSz w:w="12240" w:h="15840"/>
@@ -1128,6 +1197,7 @@
   <w:style w:type="character" w:default="1" w:styleId="DefaultParagraphFont">
     <w:name w:val="Default Paragraph Font"/>
     <w:uiPriority w:val="1"/>
+    <w:semiHidden/>
     <w:unhideWhenUsed/>
   </w:style>
   <w:style w:type="table" w:default="1" w:styleId="TableNormal">

--- a/react-angular/extracted-notes/react-angular-part-1.docx
+++ b/react-angular/extracted-notes/react-angular-part-1.docx
@@ -517,7 +517,7 @@
           <w:noProof/>
         </w:rPr>
         <w:drawing>
-          <wp:inline distT="0" distB="0" distL="0" distR="0" wp14:anchorId="6023072F" wp14:editId="1BB525E3">
+          <wp:inline distT="0" distB="0" distL="0" distR="0" wp14:anchorId="6023072F" wp14:editId="619B1A2C">
             <wp:extent cx="3269440" cy="3072003"/>
             <wp:effectExtent l="0" t="0" r="7620" b="0"/>
             <wp:docPr id="1329410350" name="Picture 2"/>
@@ -571,17 +571,179 @@
         </w:drawing>
       </w:r>
     </w:p>
-    <w:p/>
-    <w:p/>
-    <w:p/>
-    <w:p/>
-    <w:p/>
-    <w:p/>
-    <w:p/>
-    <w:p/>
-    <w:p/>
-    <w:p/>
-    <w:p/>
+    <w:p>
+      <w:pPr>
+        <w:pStyle w:val="Heading1"/>
+      </w:pPr>
+      <w:r>
+        <w:t>TanStack Query Foundations</w:t>
+      </w:r>
+    </w:p>
+    <w:p>
+      <w:r>
+        <w:t>It is JS/TS library that helps with data fetching and server-state synchronization.</w:t>
+      </w:r>
+      <w:r>
+        <w:t xml:space="preserve"> It solves managing state with useState, useEffect and fetch, handling multiple loading, error and success states, managing sync and cached date between client and server.</w:t>
+      </w:r>
+    </w:p>
+    <w:p>
+      <w:r>
+        <w:lastRenderedPageBreak/>
+        <w:drawing>
+          <wp:inline distT="0" distB="0" distL="0" distR="0" wp14:anchorId="44E42EC6" wp14:editId="00E333FB">
+            <wp:extent cx="5702593" cy="1600282"/>
+            <wp:effectExtent l="0" t="0" r="0" b="0"/>
+            <wp:docPr id="814779857" name="Picture 1"/>
+            <wp:cNvGraphicFramePr>
+              <a:graphicFrameLocks xmlns:a="http://schemas.openxmlformats.org/drawingml/2006/main" noChangeAspect="1"/>
+            </wp:cNvGraphicFramePr>
+            <a:graphic xmlns:a="http://schemas.openxmlformats.org/drawingml/2006/main">
+              <a:graphicData uri="http://schemas.openxmlformats.org/drawingml/2006/picture">
+                <pic:pic xmlns:pic="http://schemas.openxmlformats.org/drawingml/2006/picture">
+                  <pic:nvPicPr>
+                    <pic:cNvPr id="814779857" name=""/>
+                    <pic:cNvPicPr/>
+                  </pic:nvPicPr>
+                  <pic:blipFill>
+                    <a:blip r:embed="rId13"/>
+                    <a:stretch>
+                      <a:fillRect/>
+                    </a:stretch>
+                  </pic:blipFill>
+                  <pic:spPr>
+                    <a:xfrm>
+                      <a:off x="0" y="0"/>
+                      <a:ext cx="5702593" cy="1600282"/>
+                    </a:xfrm>
+                    <a:prstGeom prst="rect">
+                      <a:avLst/>
+                    </a:prstGeom>
+                  </pic:spPr>
+                </pic:pic>
+              </a:graphicData>
+            </a:graphic>
+          </wp:inline>
+        </w:drawing>
+      </w:r>
+    </w:p>
+    <w:p>
+      <w:r>
+        <w:drawing>
+          <wp:inline distT="0" distB="0" distL="0" distR="0" wp14:anchorId="4FFFBACA" wp14:editId="20ADB319">
+            <wp:extent cx="4953255" cy="1739989"/>
+            <wp:effectExtent l="0" t="0" r="0" b="0"/>
+            <wp:docPr id="1603616217" name="Picture 1"/>
+            <wp:cNvGraphicFramePr>
+              <a:graphicFrameLocks xmlns:a="http://schemas.openxmlformats.org/drawingml/2006/main" noChangeAspect="1"/>
+            </wp:cNvGraphicFramePr>
+            <a:graphic xmlns:a="http://schemas.openxmlformats.org/drawingml/2006/main">
+              <a:graphicData uri="http://schemas.openxmlformats.org/drawingml/2006/picture">
+                <pic:pic xmlns:pic="http://schemas.openxmlformats.org/drawingml/2006/picture">
+                  <pic:nvPicPr>
+                    <pic:cNvPr id="1603616217" name=""/>
+                    <pic:cNvPicPr/>
+                  </pic:nvPicPr>
+                  <pic:blipFill>
+                    <a:blip r:embed="rId14"/>
+                    <a:stretch>
+                      <a:fillRect/>
+                    </a:stretch>
+                  </pic:blipFill>
+                  <pic:spPr>
+                    <a:xfrm>
+                      <a:off x="0" y="0"/>
+                      <a:ext cx="4953255" cy="1739989"/>
+                    </a:xfrm>
+                    <a:prstGeom prst="rect">
+                      <a:avLst/>
+                    </a:prstGeom>
+                  </pic:spPr>
+                </pic:pic>
+              </a:graphicData>
+            </a:graphic>
+          </wp:inline>
+        </w:drawing>
+      </w:r>
+    </w:p>
+    <w:p>
+      <w:r>
+        <w:t>We can also use the concept such as cache invalidation, background fetching (re</w:t>
+      </w:r>
+      <w:r>
+        <w:t>-</w:t>
+      </w:r>
+      <w:r>
+        <w:t>fetch data without replacing currently visible data)</w:t>
+      </w:r>
+      <w:r>
+        <w:t xml:space="preserve"> because of this TanStack query applications feel so responsive, it uses HTTP cache feature stale-while-revalidate pattern.</w:t>
+      </w:r>
+      <w:r>
+        <w:t xml:space="preserve"> We can also use staleTime and gcTime (“garbage collection time” – how long it takes for data to be removed from memory after data is longer being used by component</w:t>
+      </w:r>
+      <w:r>
+        <w:t xml:space="preserve"> like when we move from the component to another component</w:t>
+      </w:r>
+      <w:r>
+        <w:t>).</w:t>
+      </w:r>
+    </w:p>
+    <w:p>
+      <w:r>
+        <w:t xml:space="preserve">The useQuery Lifecycle – </w:t>
+      </w:r>
+    </w:p>
+    <w:p>
+      <w:r>
+        <w:drawing>
+          <wp:inline distT="0" distB="0" distL="0" distR="0" wp14:anchorId="3BCA6C7A" wp14:editId="442B946E">
+            <wp:extent cx="6351563" cy="3271643"/>
+            <wp:effectExtent l="0" t="0" r="0" b="5080"/>
+            <wp:docPr id="961317248" name="Picture 1"/>
+            <wp:cNvGraphicFramePr>
+              <a:graphicFrameLocks xmlns:a="http://schemas.openxmlformats.org/drawingml/2006/main" noChangeAspect="1"/>
+            </wp:cNvGraphicFramePr>
+            <a:graphic xmlns:a="http://schemas.openxmlformats.org/drawingml/2006/main">
+              <a:graphicData uri="http://schemas.openxmlformats.org/drawingml/2006/picture">
+                <pic:pic xmlns:pic="http://schemas.openxmlformats.org/drawingml/2006/picture">
+                  <pic:nvPicPr>
+                    <pic:cNvPr id="961317248" name=""/>
+                    <pic:cNvPicPr/>
+                  </pic:nvPicPr>
+                  <pic:blipFill>
+                    <a:blip r:embed="rId15"/>
+                    <a:stretch>
+                      <a:fillRect/>
+                    </a:stretch>
+                  </pic:blipFill>
+                  <pic:spPr>
+                    <a:xfrm>
+                      <a:off x="0" y="0"/>
+                      <a:ext cx="6355331" cy="3273584"/>
+                    </a:xfrm>
+                    <a:prstGeom prst="rect">
+                      <a:avLst/>
+                    </a:prstGeom>
+                  </pic:spPr>
+                </pic:pic>
+              </a:graphicData>
+            </a:graphic>
+          </wp:inline>
+        </w:drawing>
+      </w:r>
+    </w:p>
+    <w:p>
+      <w:r>
+        <w:t>It also supports mutations concept for optimistic updates and pagination</w:t>
+      </w:r>
+      <w:r>
+        <w:t xml:space="preserve"> for large records handling</w:t>
+      </w:r>
+      <w:r>
+        <w:t>.</w:t>
+      </w:r>
+    </w:p>
     <w:p/>
     <w:sectPr>
       <w:pgSz w:w="12240" w:h="15840"/>
@@ -1197,7 +1359,6 @@
   <w:style w:type="character" w:default="1" w:styleId="DefaultParagraphFont">
     <w:name w:val="Default Paragraph Font"/>
     <w:uiPriority w:val="1"/>
-    <w:semiHidden/>
     <w:unhideWhenUsed/>
   </w:style>
   <w:style w:type="table" w:default="1" w:styleId="TableNormal">
